--- a/docs/23-52631-2_CO3.docx
+++ b/docs/23-52631-2_CO3.docx
@@ -449,37 +449,14 @@
           </w:tcPr>
           <w:p>
             <w:pPr>
-              <w:rPr>
-                <w:rFonts w:asciiTheme="majorHAnsi" w:hAnsiTheme="majorHAnsi" w:cstheme="majorHAnsi"/>
-              </w:rPr>
+              <w:spacing w:line="276" w:lineRule="auto"/>
             </w:pPr>
             <w:hyperlink r:id="rId9" w:history="1">
               <w:r>
                 <w:rPr>
                   <w:rStyle w:val="Hyperlink"/>
-                  <w:rFonts w:asciiTheme="majorHAnsi" w:hAnsiTheme="majorHAnsi" w:cstheme="majorHAnsi"/>
-                  <w:sz w:val="20"/>
-                  <w:szCs w:val="28"/>
                 </w:rPr>
-                <w:t>https://github.com/jaeef/summer-25-</w:t>
-              </w:r>
-              <w:r>
-                <w:rPr>
-                  <w:rStyle w:val="Hyperlink"/>
-                  <w:rFonts w:asciiTheme="majorHAnsi" w:hAnsiTheme="majorHAnsi" w:cstheme="majorHAnsi"/>
-                  <w:sz w:val="20"/>
-                  <w:szCs w:val="28"/>
-                </w:rPr>
-                <w:t>2</w:t>
-              </w:r>
-              <w:r>
-                <w:rPr>
-                  <w:rStyle w:val="Hyperlink"/>
-                  <w:rFonts w:asciiTheme="majorHAnsi" w:hAnsiTheme="majorHAnsi" w:cstheme="majorHAnsi"/>
-                  <w:sz w:val="20"/>
-                  <w:szCs w:val="28"/>
-                </w:rPr>
-                <w:t>6-CampusXP</w:t>
+                <w:t>https://github.com/jaeef/summer-25-26-CampusXP</w:t>
               </w:r>
             </w:hyperlink>
           </w:p>
@@ -1158,7 +1135,6 @@
     </w:p>
     <w:p>
       <w:pPr>
-        <w:jc w:val="center"/>
         <w:rPr>
           <w:color w:val="183861"/>
         </w:rPr>
@@ -1166,13 +1142,12 @@
       <w:r>
         <w:rPr>
           <w:noProof/>
-          <w:color w:val="183861"/>
         </w:rPr>
         <w:drawing>
-          <wp:inline distT="0" distB="0" distL="0" distR="0" wp14:anchorId="70479E15" wp14:editId="1232D51B">
-            <wp:extent cx="7132320" cy="4431030"/>
+          <wp:inline distT="0" distB="0" distL="0" distR="0" wp14:anchorId="532DC999" wp14:editId="5243149D">
+            <wp:extent cx="7132320" cy="4664075"/>
             <wp:effectExtent l="0" t="0" r="0" b="0"/>
-            <wp:docPr id="2059565207" name="Picture 1"/>
+            <wp:docPr id="648252260" name="Picture 1"/>
             <wp:cNvGraphicFramePr>
               <a:graphicFrameLocks xmlns:a="http://schemas.openxmlformats.org/drawingml/2006/main" noChangeAspect="1"/>
             </wp:cNvGraphicFramePr>
@@ -1180,17 +1155,11 @@
               <a:graphicData uri="http://schemas.openxmlformats.org/drawingml/2006/picture">
                 <pic:pic xmlns:pic="http://schemas.openxmlformats.org/drawingml/2006/picture">
                   <pic:nvPicPr>
-                    <pic:cNvPr id="2059565207" name="Picture 2059565207"/>
+                    <pic:cNvPr id="648252260" name=""/>
                     <pic:cNvPicPr/>
                   </pic:nvPicPr>
                   <pic:blipFill>
-                    <a:blip r:embed="rId10">
-                      <a:extLst>
-                        <a:ext uri="{28A0092B-C50C-407E-A947-70E740481C1C}">
-                          <a14:useLocalDpi xmlns:a14="http://schemas.microsoft.com/office/drawing/2010/main" val="0"/>
-                        </a:ext>
-                      </a:extLst>
-                    </a:blip>
+                    <a:blip r:embed="rId10"/>
                     <a:stretch>
                       <a:fillRect/>
                     </a:stretch>
@@ -1198,7 +1167,7 @@
                   <pic:spPr>
                     <a:xfrm>
                       <a:off x="0" y="0"/>
-                      <a:ext cx="7132320" cy="4431030"/>
+                      <a:ext cx="7132320" cy="4664075"/>
                     </a:xfrm>
                     <a:prstGeom prst="rect">
                       <a:avLst/>
@@ -13377,14 +13346,7 @@
 </file>
 
 <file path=customXml/item1.xml><?xml version="1.0" encoding="utf-8"?>
-<p:properties xmlns:p="http://schemas.microsoft.com/office/2006/metadata/properties" xmlns:xsi="http://www.w3.org/2001/XMLSchema-instance" xmlns:pc="http://schemas.microsoft.com/office/infopath/2007/PartnerControls">
-  <documentManagement>
-    <lcf76f155ced4ddcb4097134ff3c332f xmlns="e89bd651-a027-450b-961b-5fe5ec8507fb">
-      <Terms xmlns="http://schemas.microsoft.com/office/infopath/2007/PartnerControls"/>
-    </lcf76f155ced4ddcb4097134ff3c332f>
-    <TaxCatchAll xmlns="6aca64f0-1a7f-45a9-aeb0-68bfeee3fd7c" xsi:nil="true"/>
-  </documentManagement>
-</p:properties>
+<b:Sources xmlns:b="http://schemas.openxmlformats.org/officeDocument/2006/bibliography" xmlns="http://schemas.openxmlformats.org/officeDocument/2006/bibliography" SelectedStyle="/APA.XSL" StyleName="APA"/>
 </file>
 
 <file path=customXml/item2.xml><?xml version="1.0" encoding="utf-8"?>
@@ -13583,7 +13545,14 @@
 </file>
 
 <file path=customXml/item3.xml><?xml version="1.0" encoding="utf-8"?>
-<b:Sources xmlns:b="http://schemas.openxmlformats.org/officeDocument/2006/bibliography" xmlns="http://schemas.openxmlformats.org/officeDocument/2006/bibliography" SelectedStyle="/APA.XSL" StyleName="APA"/>
+<p:properties xmlns:p="http://schemas.microsoft.com/office/2006/metadata/properties" xmlns:xsi="http://www.w3.org/2001/XMLSchema-instance" xmlns:pc="http://schemas.microsoft.com/office/infopath/2007/PartnerControls">
+  <documentManagement>
+    <lcf76f155ced4ddcb4097134ff3c332f xmlns="e89bd651-a027-450b-961b-5fe5ec8507fb">
+      <Terms xmlns="http://schemas.microsoft.com/office/infopath/2007/PartnerControls"/>
+    </lcf76f155ced4ddcb4097134ff3c332f>
+    <TaxCatchAll xmlns="6aca64f0-1a7f-45a9-aeb0-68bfeee3fd7c" xsi:nil="true"/>
+  </documentManagement>
+</p:properties>
 </file>
 
 <file path=customXml/item4.xml><?xml version="1.0" encoding="utf-8"?>
@@ -13596,12 +13565,9 @@
 </file>
 
 <file path=customXml/itemProps1.xml><?xml version="1.0" encoding="utf-8"?>
-<ds:datastoreItem xmlns:ds="http://schemas.openxmlformats.org/officeDocument/2006/customXml" ds:itemID="{DFFBAA63-CF2B-4759-9078-F283C8961B83}">
+<ds:datastoreItem xmlns:ds="http://schemas.openxmlformats.org/officeDocument/2006/customXml" ds:itemID="{EF278816-EC6F-A645-907D-7F25AECB1D4A}">
   <ds:schemaRefs>
-    <ds:schemaRef ds:uri="http://schemas.microsoft.com/office/2006/metadata/properties"/>
-    <ds:schemaRef ds:uri="http://schemas.microsoft.com/office/infopath/2007/PartnerControls"/>
-    <ds:schemaRef ds:uri="e89bd651-a027-450b-961b-5fe5ec8507fb"/>
-    <ds:schemaRef ds:uri="6aca64f0-1a7f-45a9-aeb0-68bfeee3fd7c"/>
+    <ds:schemaRef ds:uri="http://schemas.openxmlformats.org/officeDocument/2006/bibliography"/>
   </ds:schemaRefs>
 </ds:datastoreItem>
 </file>
@@ -13626,9 +13592,12 @@
 </file>
 
 <file path=customXml/itemProps3.xml><?xml version="1.0" encoding="utf-8"?>
-<ds:datastoreItem xmlns:ds="http://schemas.openxmlformats.org/officeDocument/2006/customXml" ds:itemID="{EF278816-EC6F-A645-907D-7F25AECB1D4A}">
+<ds:datastoreItem xmlns:ds="http://schemas.openxmlformats.org/officeDocument/2006/customXml" ds:itemID="{DFFBAA63-CF2B-4759-9078-F283C8961B83}">
   <ds:schemaRefs>
-    <ds:schemaRef ds:uri="http://schemas.openxmlformats.org/officeDocument/2006/bibliography"/>
+    <ds:schemaRef ds:uri="http://schemas.microsoft.com/office/2006/metadata/properties"/>
+    <ds:schemaRef ds:uri="http://schemas.microsoft.com/office/infopath/2007/PartnerControls"/>
+    <ds:schemaRef ds:uri="e89bd651-a027-450b-961b-5fe5ec8507fb"/>
+    <ds:schemaRef ds:uri="6aca64f0-1a7f-45a9-aeb0-68bfeee3fd7c"/>
   </ds:schemaRefs>
 </ds:datastoreItem>
 </file>
